--- a/assets/Manuscripts/L1715_Sim17_SSIMS.docx
+++ b/assets/Manuscripts/L1715_Sim17_SSIMS.docx
@@ -1,6 +1,6 @@
 
 <file path=word/document.xml><?xml version="1.0" encoding="utf-8"?>
-<w:document xmlns:wpc="http://schemas.microsoft.com/office/word/2010/wordprocessingCanvas" xmlns:cx="http://schemas.microsoft.com/office/drawing/2014/chartex" xmlns:cx1="http://schemas.microsoft.com/office/drawing/2015/9/8/chartex" xmlns:cx2="http://schemas.microsoft.com/office/drawing/2015/10/21/chartex" xmlns:cx3="http://schemas.microsoft.com/office/drawing/2016/5/9/chartex" xmlns:cx4="http://schemas.microsoft.com/office/drawing/2016/5/10/chartex" xmlns:cx5="http://schemas.microsoft.com/office/drawing/2016/5/11/chartex" xmlns:cx6="http://schemas.microsoft.com/office/drawing/2016/5/12/chartex" xmlns:cx7="http://schemas.microsoft.com/office/drawing/2016/5/13/chartex" xmlns:cx8="http://schemas.microsoft.com/office/drawing/2016/5/14/chartex" xmlns:mc="http://schemas.openxmlformats.org/markup-compatibility/2006" xmlns:aink="http://schemas.microsoft.com/office/drawing/2016/ink" xmlns:am3d="http://schemas.microsoft.com/office/drawing/2017/model3d" xmlns:o="urn:schemas-microsoft-com:office:office" xmlns:oel="http://schemas.microsoft.com/office/2019/extlst" xmlns:r="http://schemas.openxmlformats.org/officeDocument/2006/relationships" xmlns:m="http://schemas.openxmlformats.org/officeDocument/2006/math" xmlns:v="urn:schemas-microsoft-com:vml" xmlns:wp14="http://schemas.microsoft.com/office/word/2010/wordprocessingDrawing" xmlns:wp="http://schemas.openxmlformats.org/drawingml/2006/wordprocessingDrawing" xmlns:w10="urn:schemas-microsoft-com:office:word" xmlns:w="http://schemas.openxmlformats.org/wordprocessingml/2006/main" xmlns:w14="http://schemas.microsoft.com/office/word/2010/wordml" xmlns:w15="http://schemas.microsoft.com/office/word/2012/wordml" xmlns:w16cei="http://schemas.microsoft.com/office/word/2026/wordml/cei" xmlns:w16cex="http://schemas.microsoft.com/office/word/2018/wordml/cex" xmlns:w16cid="http://schemas.microsoft.com/office/word/2016/wordml/cid" xmlns:w16="http://schemas.microsoft.com/office/word/2018/wordml" xmlns:w16du="http://schemas.microsoft.com/office/word/2023/wordml/word16du" xmlns:w16sdtdh="http://schemas.microsoft.com/office/word/2020/wordml/sdtdatahash" xmlns:w16sdtfl="http://schemas.microsoft.com/office/word/2024/wordml/sdtformatlock" xmlns:w16se="http://schemas.microsoft.com/office/word/2015/wordml/symex" xmlns:wpg="http://schemas.microsoft.com/office/word/2010/wordprocessingGroup" xmlns:wpi="http://schemas.microsoft.com/office/word/2010/wordprocessingInk" xmlns:wne="http://schemas.microsoft.com/office/word/2006/wordml" xmlns:wps="http://schemas.microsoft.com/office/word/2010/wordprocessingShape" mc:Ignorable="w14 w15 w16se w16cid w16 w16cex w16sdtdh w16sdtfl w16du wp14">
+<w:document xmlns:wpc="http://schemas.microsoft.com/office/word/2010/wordprocessingCanvas" xmlns:cx="http://schemas.microsoft.com/office/drawing/2014/chartex" xmlns:cx1="http://schemas.microsoft.com/office/drawing/2015/9/8/chartex" xmlns:cx2="http://schemas.microsoft.com/office/drawing/2015/10/21/chartex" xmlns:cx3="http://schemas.microsoft.com/office/drawing/2016/5/9/chartex" xmlns:cx4="http://schemas.microsoft.com/office/drawing/2016/5/10/chartex" xmlns:cx5="http://schemas.microsoft.com/office/drawing/2016/5/11/chartex" xmlns:cx6="http://schemas.microsoft.com/office/drawing/2016/5/12/chartex" xmlns:cx7="http://schemas.microsoft.com/office/drawing/2016/5/13/chartex" xmlns:cx8="http://schemas.microsoft.com/office/drawing/2016/5/14/chartex" xmlns:mc="http://schemas.openxmlformats.org/markup-compatibility/2006" xmlns:aink="http://schemas.microsoft.com/office/drawing/2016/ink" xmlns:am3d="http://schemas.microsoft.com/office/drawing/2017/model3d" xmlns:o="urn:schemas-microsoft-com:office:office" xmlns:oel="http://schemas.microsoft.com/office/2019/extlst" xmlns:r="http://schemas.openxmlformats.org/officeDocument/2006/relationships" xmlns:m="http://schemas.openxmlformats.org/officeDocument/2006/math" xmlns:v="urn:schemas-microsoft-com:vml" xmlns:wp14="http://schemas.microsoft.com/office/word/2010/wordprocessingDrawing" xmlns:wp="http://schemas.openxmlformats.org/drawingml/2006/wordprocessingDrawing" xmlns:w10="urn:schemas-microsoft-com:office:word" xmlns:w="http://schemas.openxmlformats.org/wordprocessingml/2006/main" xmlns:w14="http://schemas.microsoft.com/office/word/2010/wordml" xmlns:w15="http://schemas.microsoft.com/office/word/2012/wordml" xmlns:w16cex="http://schemas.microsoft.com/office/word/2018/wordml/cex" xmlns:w16cid="http://schemas.microsoft.com/office/word/2016/wordml/cid" xmlns:w16="http://schemas.microsoft.com/office/word/2018/wordml" xmlns:w16du="http://schemas.microsoft.com/office/word/2023/wordml/word16du" xmlns:w16sdtdh="http://schemas.microsoft.com/office/word/2020/wordml/sdtdatahash" xmlns:w16sdtfl="http://schemas.microsoft.com/office/word/2024/wordml/sdtformatlock" xmlns:w16se="http://schemas.microsoft.com/office/word/2015/wordml/symex" xmlns:wpg="http://schemas.microsoft.com/office/word/2010/wordprocessingGroup" xmlns:wpi="http://schemas.microsoft.com/office/word/2010/wordprocessingInk" xmlns:wne="http://schemas.microsoft.com/office/word/2006/wordml" xmlns:wps="http://schemas.microsoft.com/office/word/2010/wordprocessingShape" mc:Ignorable="w14 w15 w16se w16cid w16 w16cex w16sdtdh w16sdtfl w16du wp14">
   <w:body>
     <w:p>
       <w:pPr>
@@ -4424,25 +4424,7 @@
                 <w:bCs/>
                 <w:color w:val="FFFFFF" w:themeColor="background1"/>
               </w:rPr>
-              <w:t xml:space="preserve">WHAT CAN I IMPROVE ON, OR WHAT KNOWLEDGE AND SKILLS AM I </w:t>
-            </w:r>
-            <w:proofErr w:type="gramStart"/>
-            <w:r>
-              <w:rPr>
-                <w:b/>
-                <w:bCs/>
-                <w:color w:val="FFFFFF" w:themeColor="background1"/>
-              </w:rPr>
-              <w:t>MISSING</w:t>
-            </w:r>
-            <w:proofErr w:type="gramEnd"/>
-            <w:r>
-              <w:rPr>
-                <w:b/>
-                <w:bCs/>
-                <w:color w:val="FFFFFF" w:themeColor="background1"/>
-              </w:rPr>
-              <w:t>?</w:t>
+              <w:t>WHAT CAN I IMPROVE ON, OR WHAT KNOWLEDGE AND SKILLS AM I MISSING?</w:t>
             </w:r>
           </w:p>
         </w:tc>
@@ -5347,175 +5329,7 @@
         <w:rPr>
           <w:color w:val="000000"/>
         </w:rPr>
-        <w:t>Strategies for Engaging with Difficult Topics, Strong Emotions, and Challenging Moments in the Classroom: https://teaching.uoregon.edu/sites/default/files/</w:t>
-      </w:r>
-      <w:r>
-        <w:rPr>
-          <w:color w:val="000000"/>
-        </w:rPr>
-        <w:t>2021-04</w:t>
-      </w:r>
-      <w:r>
-        <w:rPr>
-          <w:color w:val="000000"/>
-        </w:rPr>
-        <w:t>/strategies</w:t>
-      </w:r>
-      <w:r>
-        <w:rPr>
-          <w:color w:val="000000"/>
-        </w:rPr>
-        <w:t>-</w:t>
-      </w:r>
-      <w:r>
-        <w:rPr>
-          <w:color w:val="000000"/>
-        </w:rPr>
-        <w:t>for</w:t>
-      </w:r>
-      <w:r>
-        <w:rPr>
-          <w:color w:val="000000"/>
-        </w:rPr>
-        <w:t>-</w:t>
-      </w:r>
-      <w:r>
-        <w:rPr>
-          <w:color w:val="000000"/>
-        </w:rPr>
-        <w:t>engaging</w:t>
-      </w:r>
-      <w:r>
-        <w:rPr>
-          <w:color w:val="000000"/>
-        </w:rPr>
-        <w:t>-</w:t>
-      </w:r>
-      <w:r>
-        <w:rPr>
-          <w:color w:val="000000"/>
-        </w:rPr>
-        <w:t>with</w:t>
-      </w:r>
-      <w:r>
-        <w:rPr>
-          <w:color w:val="000000"/>
-        </w:rPr>
-        <w:t>-</w:t>
-      </w:r>
-      <w:r>
-        <w:rPr>
-          <w:color w:val="000000"/>
-        </w:rPr>
-        <w:t>difficult</w:t>
-      </w:r>
-      <w:r>
-        <w:rPr>
-          <w:color w:val="000000"/>
-        </w:rPr>
-        <w:t>-</w:t>
-      </w:r>
-      <w:r>
-        <w:rPr>
-          <w:color w:val="000000"/>
-        </w:rPr>
-        <w:t>topics</w:t>
-      </w:r>
-      <w:r>
-        <w:rPr>
-          <w:color w:val="000000"/>
-        </w:rPr>
-        <w:t>-</w:t>
-      </w:r>
-      <w:r>
-        <w:rPr>
-          <w:color w:val="000000"/>
-        </w:rPr>
-        <w:t>strong</w:t>
-      </w:r>
-      <w:r>
-        <w:rPr>
-          <w:color w:val="000000"/>
-        </w:rPr>
-        <w:t>-</w:t>
-      </w:r>
-      <w:r>
-        <w:rPr>
-          <w:color w:val="000000"/>
-        </w:rPr>
-        <w:t>emotions</w:t>
-      </w:r>
-      <w:r>
-        <w:rPr>
-          <w:color w:val="000000"/>
-        </w:rPr>
-        <w:t>-</w:t>
-      </w:r>
-      <w:r>
-        <w:rPr>
-          <w:color w:val="000000"/>
-        </w:rPr>
-        <w:t>and</w:t>
-      </w:r>
-      <w:r>
-        <w:rPr>
-          <w:color w:val="000000"/>
-        </w:rPr>
-        <w:t>-</w:t>
-      </w:r>
-      <w:r>
-        <w:rPr>
-          <w:color w:val="000000"/>
-        </w:rPr>
-        <w:t>challenging</w:t>
-      </w:r>
-      <w:r>
-        <w:rPr>
-          <w:color w:val="000000"/>
-        </w:rPr>
-        <w:t>-</w:t>
-      </w:r>
-      <w:r>
-        <w:rPr>
-          <w:color w:val="000000"/>
-        </w:rPr>
-        <w:t>moments</w:t>
-      </w:r>
-      <w:r>
-        <w:rPr>
-          <w:color w:val="000000"/>
-        </w:rPr>
-        <w:t>-</w:t>
-      </w:r>
-      <w:r>
-        <w:rPr>
-          <w:color w:val="000000"/>
-        </w:rPr>
-        <w:t>in</w:t>
-      </w:r>
-      <w:r>
-        <w:rPr>
-          <w:color w:val="000000"/>
-        </w:rPr>
-        <w:t>-</w:t>
-      </w:r>
-      <w:r>
-        <w:rPr>
-          <w:color w:val="000000"/>
-        </w:rPr>
-        <w:t>the</w:t>
-      </w:r>
-      <w:r>
-        <w:rPr>
-          <w:color w:val="000000"/>
-        </w:rPr>
-        <w:t>-</w:t>
-      </w:r>
-      <w:r>
-        <w:rPr>
-          <w:color w:val="000000"/>
-        </w:rPr>
-        <w:t>classroom.pdf</w:t>
+        <w:t xml:space="preserve">Strategies for Engaging with Difficult Topics, Strong Emotions, and Challenging Moments in the Classroom: </w:t>
       </w:r>
     </w:p>
     <w:p>
@@ -7090,7 +6904,7 @@
 </file>
 
 <file path=word/endnotes.xml><?xml version="1.0" encoding="utf-8"?>
-<w:endnotes xmlns:wpc="http://schemas.microsoft.com/office/word/2010/wordprocessingCanvas" xmlns:cx="http://schemas.microsoft.com/office/drawing/2014/chartex" xmlns:cx1="http://schemas.microsoft.com/office/drawing/2015/9/8/chartex" xmlns:cx2="http://schemas.microsoft.com/office/drawing/2015/10/21/chartex" xmlns:cx3="http://schemas.microsoft.com/office/drawing/2016/5/9/chartex" xmlns:cx4="http://schemas.microsoft.com/office/drawing/2016/5/10/chartex" xmlns:cx5="http://schemas.microsoft.com/office/drawing/2016/5/11/chartex" xmlns:cx6="http://schemas.microsoft.com/office/drawing/2016/5/12/chartex" xmlns:cx7="http://schemas.microsoft.com/office/drawing/2016/5/13/chartex" xmlns:cx8="http://schemas.microsoft.com/office/drawing/2016/5/14/chartex" xmlns:mc="http://schemas.openxmlformats.org/markup-compatibility/2006" xmlns:aink="http://schemas.microsoft.com/office/drawing/2016/ink" xmlns:am3d="http://schemas.microsoft.com/office/drawing/2017/model3d" xmlns:o="urn:schemas-microsoft-com:office:office" xmlns:oel="http://schemas.microsoft.com/office/2019/extlst" xmlns:r="http://schemas.openxmlformats.org/officeDocument/2006/relationships" xmlns:m="http://schemas.openxmlformats.org/officeDocument/2006/math" xmlns:v="urn:schemas-microsoft-com:vml" xmlns:wp14="http://schemas.microsoft.com/office/word/2010/wordprocessingDrawing" xmlns:wp="http://schemas.openxmlformats.org/drawingml/2006/wordprocessingDrawing" xmlns:w10="urn:schemas-microsoft-com:office:word" xmlns:w="http://schemas.openxmlformats.org/wordprocessingml/2006/main" xmlns:w14="http://schemas.microsoft.com/office/word/2010/wordml" xmlns:w15="http://schemas.microsoft.com/office/word/2012/wordml" xmlns:w16cei="http://schemas.microsoft.com/office/word/2026/wordml/cei" xmlns:w16cex="http://schemas.microsoft.com/office/word/2018/wordml/cex" xmlns:w16cid="http://schemas.microsoft.com/office/word/2016/wordml/cid" xmlns:w16="http://schemas.microsoft.com/office/word/2018/wordml" xmlns:w16du="http://schemas.microsoft.com/office/word/2023/wordml/word16du" xmlns:w16sdtdh="http://schemas.microsoft.com/office/word/2020/wordml/sdtdatahash" xmlns:w16sdtfl="http://schemas.microsoft.com/office/word/2024/wordml/sdtformatlock" xmlns:w16se="http://schemas.microsoft.com/office/word/2015/wordml/symex" xmlns:wpg="http://schemas.microsoft.com/office/word/2010/wordprocessingGroup" xmlns:wpi="http://schemas.microsoft.com/office/word/2010/wordprocessingInk" xmlns:wne="http://schemas.microsoft.com/office/word/2006/wordml" xmlns:wps="http://schemas.microsoft.com/office/word/2010/wordprocessingShape" mc:Ignorable="w14 w15 w16se w16cid w16 w16cex w16sdtdh w16sdtfl w16du wp14">
+<w:endnotes xmlns:wpc="http://schemas.microsoft.com/office/word/2010/wordprocessingCanvas" xmlns:cx="http://schemas.microsoft.com/office/drawing/2014/chartex" xmlns:cx1="http://schemas.microsoft.com/office/drawing/2015/9/8/chartex" xmlns:cx2="http://schemas.microsoft.com/office/drawing/2015/10/21/chartex" xmlns:cx3="http://schemas.microsoft.com/office/drawing/2016/5/9/chartex" xmlns:cx4="http://schemas.microsoft.com/office/drawing/2016/5/10/chartex" xmlns:cx5="http://schemas.microsoft.com/office/drawing/2016/5/11/chartex" xmlns:cx6="http://schemas.microsoft.com/office/drawing/2016/5/12/chartex" xmlns:cx7="http://schemas.microsoft.com/office/drawing/2016/5/13/chartex" xmlns:cx8="http://schemas.microsoft.com/office/drawing/2016/5/14/chartex" xmlns:mc="http://schemas.openxmlformats.org/markup-compatibility/2006" xmlns:aink="http://schemas.microsoft.com/office/drawing/2016/ink" xmlns:am3d="http://schemas.microsoft.com/office/drawing/2017/model3d" xmlns:o="urn:schemas-microsoft-com:office:office" xmlns:oel="http://schemas.microsoft.com/office/2019/extlst" xmlns:r="http://schemas.openxmlformats.org/officeDocument/2006/relationships" xmlns:m="http://schemas.openxmlformats.org/officeDocument/2006/math" xmlns:v="urn:schemas-microsoft-com:vml" xmlns:wp14="http://schemas.microsoft.com/office/word/2010/wordprocessingDrawing" xmlns:wp="http://schemas.openxmlformats.org/drawingml/2006/wordprocessingDrawing" xmlns:w10="urn:schemas-microsoft-com:office:word" xmlns:w="http://schemas.openxmlformats.org/wordprocessingml/2006/main" xmlns:w14="http://schemas.microsoft.com/office/word/2010/wordml" xmlns:w15="http://schemas.microsoft.com/office/word/2012/wordml" xmlns:w16cex="http://schemas.microsoft.com/office/word/2018/wordml/cex" xmlns:w16cid="http://schemas.microsoft.com/office/word/2016/wordml/cid" xmlns:w16="http://schemas.microsoft.com/office/word/2018/wordml" xmlns:w16du="http://schemas.microsoft.com/office/word/2023/wordml/word16du" xmlns:w16sdtdh="http://schemas.microsoft.com/office/word/2020/wordml/sdtdatahash" xmlns:w16sdtfl="http://schemas.microsoft.com/office/word/2024/wordml/sdtformatlock" xmlns:w16se="http://schemas.microsoft.com/office/word/2015/wordml/symex" xmlns:wpg="http://schemas.microsoft.com/office/word/2010/wordprocessingGroup" xmlns:wpi="http://schemas.microsoft.com/office/word/2010/wordprocessingInk" xmlns:wne="http://schemas.microsoft.com/office/word/2006/wordml" xmlns:wps="http://schemas.microsoft.com/office/word/2010/wordprocessingShape" mc:Ignorable="w14 w15 w16se w16cid w16 w16cex w16sdtdh w16sdtfl w16du wp14">
   <w:endnote w:type="separator" w:id="-1">
     <w:p>
       <w:r>
@@ -7109,7 +6923,7 @@
 </file>
 
 <file path=word/footnotes.xml><?xml version="1.0" encoding="utf-8"?>
-<w:footnotes xmlns:wpc="http://schemas.microsoft.com/office/word/2010/wordprocessingCanvas" xmlns:cx="http://schemas.microsoft.com/office/drawing/2014/chartex" xmlns:cx1="http://schemas.microsoft.com/office/drawing/2015/9/8/chartex" xmlns:cx2="http://schemas.microsoft.com/office/drawing/2015/10/21/chartex" xmlns:cx3="http://schemas.microsoft.com/office/drawing/2016/5/9/chartex" xmlns:cx4="http://schemas.microsoft.com/office/drawing/2016/5/10/chartex" xmlns:cx5="http://schemas.microsoft.com/office/drawing/2016/5/11/chartex" xmlns:cx6="http://schemas.microsoft.com/office/drawing/2016/5/12/chartex" xmlns:cx7="http://schemas.microsoft.com/office/drawing/2016/5/13/chartex" xmlns:cx8="http://schemas.microsoft.com/office/drawing/2016/5/14/chartex" xmlns:mc="http://schemas.openxmlformats.org/markup-compatibility/2006" xmlns:aink="http://schemas.microsoft.com/office/drawing/2016/ink" xmlns:am3d="http://schemas.microsoft.com/office/drawing/2017/model3d" xmlns:o="urn:schemas-microsoft-com:office:office" xmlns:oel="http://schemas.microsoft.com/office/2019/extlst" xmlns:r="http://schemas.openxmlformats.org/officeDocument/2006/relationships" xmlns:m="http://schemas.openxmlformats.org/officeDocument/2006/math" xmlns:v="urn:schemas-microsoft-com:vml" xmlns:wp14="http://schemas.microsoft.com/office/word/2010/wordprocessingDrawing" xmlns:wp="http://schemas.openxmlformats.org/drawingml/2006/wordprocessingDrawing" xmlns:w10="urn:schemas-microsoft-com:office:word" xmlns:w="http://schemas.openxmlformats.org/wordprocessingml/2006/main" xmlns:w14="http://schemas.microsoft.com/office/word/2010/wordml" xmlns:w15="http://schemas.microsoft.com/office/word/2012/wordml" xmlns:w16cei="http://schemas.microsoft.com/office/word/2026/wordml/cei" xmlns:w16cex="http://schemas.microsoft.com/office/word/2018/wordml/cex" xmlns:w16cid="http://schemas.microsoft.com/office/word/2016/wordml/cid" xmlns:w16="http://schemas.microsoft.com/office/word/2018/wordml" xmlns:w16du="http://schemas.microsoft.com/office/word/2023/wordml/word16du" xmlns:w16sdtdh="http://schemas.microsoft.com/office/word/2020/wordml/sdtdatahash" xmlns:w16sdtfl="http://schemas.microsoft.com/office/word/2024/wordml/sdtformatlock" xmlns:w16se="http://schemas.microsoft.com/office/word/2015/wordml/symex" xmlns:wpg="http://schemas.microsoft.com/office/word/2010/wordprocessingGroup" xmlns:wpi="http://schemas.microsoft.com/office/word/2010/wordprocessingInk" xmlns:wne="http://schemas.microsoft.com/office/word/2006/wordml" xmlns:wps="http://schemas.microsoft.com/office/word/2010/wordprocessingShape" mc:Ignorable="w14 w15 w16se w16cid w16 w16cex w16sdtdh w16sdtfl w16du wp14">
+<w:footnotes xmlns:wpc="http://schemas.microsoft.com/office/word/2010/wordprocessingCanvas" xmlns:cx="http://schemas.microsoft.com/office/drawing/2014/chartex" xmlns:cx1="http://schemas.microsoft.com/office/drawing/2015/9/8/chartex" xmlns:cx2="http://schemas.microsoft.com/office/drawing/2015/10/21/chartex" xmlns:cx3="http://schemas.microsoft.com/office/drawing/2016/5/9/chartex" xmlns:cx4="http://schemas.microsoft.com/office/drawing/2016/5/10/chartex" xmlns:cx5="http://schemas.microsoft.com/office/drawing/2016/5/11/chartex" xmlns:cx6="http://schemas.microsoft.com/office/drawing/2016/5/12/chartex" xmlns:cx7="http://schemas.microsoft.com/office/drawing/2016/5/13/chartex" xmlns:cx8="http://schemas.microsoft.com/office/drawing/2016/5/14/chartex" xmlns:mc="http://schemas.openxmlformats.org/markup-compatibility/2006" xmlns:aink="http://schemas.microsoft.com/office/drawing/2016/ink" xmlns:am3d="http://schemas.microsoft.com/office/drawing/2017/model3d" xmlns:o="urn:schemas-microsoft-com:office:office" xmlns:oel="http://schemas.microsoft.com/office/2019/extlst" xmlns:r="http://schemas.openxmlformats.org/officeDocument/2006/relationships" xmlns:m="http://schemas.openxmlformats.org/officeDocument/2006/math" xmlns:v="urn:schemas-microsoft-com:vml" xmlns:wp14="http://schemas.microsoft.com/office/word/2010/wordprocessingDrawing" xmlns:wp="http://schemas.openxmlformats.org/drawingml/2006/wordprocessingDrawing" xmlns:w10="urn:schemas-microsoft-com:office:word" xmlns:w="http://schemas.openxmlformats.org/wordprocessingml/2006/main" xmlns:w14="http://schemas.microsoft.com/office/word/2010/wordml" xmlns:w15="http://schemas.microsoft.com/office/word/2012/wordml" xmlns:w16cex="http://schemas.microsoft.com/office/word/2018/wordml/cex" xmlns:w16cid="http://schemas.microsoft.com/office/word/2016/wordml/cid" xmlns:w16="http://schemas.microsoft.com/office/word/2018/wordml" xmlns:w16du="http://schemas.microsoft.com/office/word/2023/wordml/word16du" xmlns:w16sdtdh="http://schemas.microsoft.com/office/word/2020/wordml/sdtdatahash" xmlns:w16sdtfl="http://schemas.microsoft.com/office/word/2024/wordml/sdtformatlock" xmlns:w16se="http://schemas.microsoft.com/office/word/2015/wordml/symex" xmlns:wpg="http://schemas.microsoft.com/office/word/2010/wordprocessingGroup" xmlns:wpi="http://schemas.microsoft.com/office/word/2010/wordprocessingInk" xmlns:wne="http://schemas.microsoft.com/office/word/2006/wordml" xmlns:wps="http://schemas.microsoft.com/office/word/2010/wordprocessingShape" mc:Ignorable="w14 w15 w16se w16cid w16 w16cex w16sdtdh w16sdtfl w16du wp14">
   <w:footnote w:type="separator" w:id="-1">
     <w:p>
       <w:r>
@@ -7128,7 +6942,7 @@
 </file>
 
 <file path=word/numbering.xml><?xml version="1.0" encoding="utf-8"?>
-<w:numbering xmlns:wpc="http://schemas.microsoft.com/office/word/2010/wordprocessingCanvas" xmlns:cx="http://schemas.microsoft.com/office/drawing/2014/chartex" xmlns:cx1="http://schemas.microsoft.com/office/drawing/2015/9/8/chartex" xmlns:cx2="http://schemas.microsoft.com/office/drawing/2015/10/21/chartex" xmlns:cx3="http://schemas.microsoft.com/office/drawing/2016/5/9/chartex" xmlns:cx4="http://schemas.microsoft.com/office/drawing/2016/5/10/chartex" xmlns:cx5="http://schemas.microsoft.com/office/drawing/2016/5/11/chartex" xmlns:cx6="http://schemas.microsoft.com/office/drawing/2016/5/12/chartex" xmlns:cx7="http://schemas.microsoft.com/office/drawing/2016/5/13/chartex" xmlns:cx8="http://schemas.microsoft.com/office/drawing/2016/5/14/chartex" xmlns:mc="http://schemas.openxmlformats.org/markup-compatibility/2006" xmlns:aink="http://schemas.microsoft.com/office/drawing/2016/ink" xmlns:am3d="http://schemas.microsoft.com/office/drawing/2017/model3d" xmlns:o="urn:schemas-microsoft-com:office:office" xmlns:oel="http://schemas.microsoft.com/office/2019/extlst" xmlns:r="http://schemas.openxmlformats.org/officeDocument/2006/relationships" xmlns:m="http://schemas.openxmlformats.org/officeDocument/2006/math" xmlns:v="urn:schemas-microsoft-com:vml" xmlns:wp14="http://schemas.microsoft.com/office/word/2010/wordprocessingDrawing" xmlns:wp="http://schemas.openxmlformats.org/drawingml/2006/wordprocessingDrawing" xmlns:w10="urn:schemas-microsoft-com:office:word" xmlns:w="http://schemas.openxmlformats.org/wordprocessingml/2006/main" xmlns:w14="http://schemas.microsoft.com/office/word/2010/wordml" xmlns:w15="http://schemas.microsoft.com/office/word/2012/wordml" xmlns:w16cei="http://schemas.microsoft.com/office/word/2026/wordml/cei" xmlns:w16cex="http://schemas.microsoft.com/office/word/2018/wordml/cex" xmlns:w16cid="http://schemas.microsoft.com/office/word/2016/wordml/cid" xmlns:w16="http://schemas.microsoft.com/office/word/2018/wordml" xmlns:w16du="http://schemas.microsoft.com/office/word/2023/wordml/word16du" xmlns:w16sdtdh="http://schemas.microsoft.com/office/word/2020/wordml/sdtdatahash" xmlns:w16sdtfl="http://schemas.microsoft.com/office/word/2024/wordml/sdtformatlock" xmlns:w16se="http://schemas.microsoft.com/office/word/2015/wordml/symex" xmlns:wpg="http://schemas.microsoft.com/office/word/2010/wordprocessingGroup" xmlns:wpi="http://schemas.microsoft.com/office/word/2010/wordprocessingInk" xmlns:wne="http://schemas.microsoft.com/office/word/2006/wordml" xmlns:wps="http://schemas.microsoft.com/office/word/2010/wordprocessingShape" mc:Ignorable="w14 w15 w16se w16cid w16 w16cex w16sdtdh w16sdtfl w16du wp14">
+<w:numbering xmlns:wpc="http://schemas.microsoft.com/office/word/2010/wordprocessingCanvas" xmlns:cx="http://schemas.microsoft.com/office/drawing/2014/chartex" xmlns:cx1="http://schemas.microsoft.com/office/drawing/2015/9/8/chartex" xmlns:cx2="http://schemas.microsoft.com/office/drawing/2015/10/21/chartex" xmlns:cx3="http://schemas.microsoft.com/office/drawing/2016/5/9/chartex" xmlns:cx4="http://schemas.microsoft.com/office/drawing/2016/5/10/chartex" xmlns:cx5="http://schemas.microsoft.com/office/drawing/2016/5/11/chartex" xmlns:cx6="http://schemas.microsoft.com/office/drawing/2016/5/12/chartex" xmlns:cx7="http://schemas.microsoft.com/office/drawing/2016/5/13/chartex" xmlns:cx8="http://schemas.microsoft.com/office/drawing/2016/5/14/chartex" xmlns:mc="http://schemas.openxmlformats.org/markup-compatibility/2006" xmlns:aink="http://schemas.microsoft.com/office/drawing/2016/ink" xmlns:am3d="http://schemas.microsoft.com/office/drawing/2017/model3d" xmlns:o="urn:schemas-microsoft-com:office:office" xmlns:oel="http://schemas.microsoft.com/office/2019/extlst" xmlns:r="http://schemas.openxmlformats.org/officeDocument/2006/relationships" xmlns:m="http://schemas.openxmlformats.org/officeDocument/2006/math" xmlns:v="urn:schemas-microsoft-com:vml" xmlns:wp14="http://schemas.microsoft.com/office/word/2010/wordprocessingDrawing" xmlns:wp="http://schemas.openxmlformats.org/drawingml/2006/wordprocessingDrawing" xmlns:w10="urn:schemas-microsoft-com:office:word" xmlns:w="http://schemas.openxmlformats.org/wordprocessingml/2006/main" xmlns:w14="http://schemas.microsoft.com/office/word/2010/wordml" xmlns:w15="http://schemas.microsoft.com/office/word/2012/wordml" xmlns:w16cex="http://schemas.microsoft.com/office/word/2018/wordml/cex" xmlns:w16cid="http://schemas.microsoft.com/office/word/2016/wordml/cid" xmlns:w16="http://schemas.microsoft.com/office/word/2018/wordml" xmlns:w16du="http://schemas.microsoft.com/office/word/2023/wordml/word16du" xmlns:w16sdtdh="http://schemas.microsoft.com/office/word/2020/wordml/sdtdatahash" xmlns:w16sdtfl="http://schemas.microsoft.com/office/word/2024/wordml/sdtformatlock" xmlns:w16se="http://schemas.microsoft.com/office/word/2015/wordml/symex" xmlns:wpg="http://schemas.microsoft.com/office/word/2010/wordprocessingGroup" xmlns:wpi="http://schemas.microsoft.com/office/word/2010/wordprocessingInk" xmlns:wne="http://schemas.microsoft.com/office/word/2006/wordml" xmlns:wps="http://schemas.microsoft.com/office/word/2010/wordprocessingShape" mc:Ignorable="w14 w15 w16se w16cid w16 w16cex w16sdtdh w16sdtfl w16du wp14">
   <w:abstractNum w:abstractNumId="0" w15:restartNumberingAfterBreak="0">
     <w:nsid w:val="00D80027"/>
     <w:multiLevelType w:val="hybridMultilevel"/>
@@ -10395,6 +10209,7 @@
   <w:style w:type="character" w:default="1" w:styleId="DefaultParagraphFont">
     <w:name w:val="Default Paragraph Font"/>
     <w:uiPriority w:val="1"/>
+    <w:semiHidden/>
     <w:unhideWhenUsed/>
   </w:style>
   <w:style w:type="table" w:default="1" w:styleId="TableNormal">

--- a/assets/Manuscripts/L1715_Sim17_SSIMS.docx
+++ b/assets/Manuscripts/L1715_Sim17_SSIMS.docx
@@ -614,14 +614,7 @@
         <w:rPr>
           <w:color w:val="000000"/>
         </w:rPr>
-        <w:t>&lt;</w:t>
-      </w:r>
-      <w:proofErr w:type="spellStart"/>
-      <w:r>
-        <w:rPr>
-          <w:color w:val="000000"/>
-        </w:rPr>
-        <w:t>c</w:t>
+        <w:t>&lt;c</w:t>
       </w:r>
       <w:r>
         <w:rPr>
@@ -629,7 +622,6 @@
         </w:rPr>
         <w:t>n</w:t>
       </w:r>
-      <w:proofErr w:type="spellEnd"/>
       <w:r>
         <w:rPr>
           <w:color w:val="000000"/>
@@ -657,21 +649,7 @@
         <w:rPr>
           <w:color w:val="000000"/>
         </w:rPr>
-        <w:t>&lt;</w:t>
-      </w:r>
-      <w:proofErr w:type="spellStart"/>
-      <w:r>
-        <w:rPr>
-          <w:color w:val="000000"/>
-        </w:rPr>
-        <w:t>ct</w:t>
-      </w:r>
-      <w:proofErr w:type="spellEnd"/>
-      <w:r>
-        <w:rPr>
-          <w:color w:val="000000"/>
-        </w:rPr>
-        <w:t>&gt;</w:t>
+        <w:t>&lt;ct&gt;</w:t>
       </w:r>
       <w:r>
         <w:rPr>
@@ -1782,43 +1760,7 @@
           <w:bCs/>
           <w:color w:val="000000"/>
         </w:rPr>
-        <w:t>\</w:t>
-      </w:r>
-      <w:proofErr w:type="spellStart"/>
-      <w:r>
-        <w:rPr>
-          <w:b/>
-          <w:bCs/>
-          <w:color w:val="000000"/>
-        </w:rPr>
-        <w:t>qqID</w:t>
-      </w:r>
-      <w:proofErr w:type="spellEnd"/>
-      <w:r>
-        <w:rPr>
-          <w:b/>
-          <w:bCs/>
-          <w:color w:val="000000"/>
-        </w:rPr>
-        <w:t xml:space="preserve">: Place in two </w:t>
-      </w:r>
-      <w:proofErr w:type="spellStart"/>
-      <w:r>
-        <w:rPr>
-          <w:b/>
-          <w:bCs/>
-          <w:color w:val="000000"/>
-        </w:rPr>
-        <w:t>columns.xqq</w:t>
-      </w:r>
-      <w:proofErr w:type="spellEnd"/>
-      <w:r>
-        <w:rPr>
-          <w:b/>
-          <w:bCs/>
-          <w:color w:val="000000"/>
-        </w:rPr>
-        <w:t>\</w:t>
+        <w:t>\qqID: Place in two columns.xqq\</w:t>
       </w:r>
     </w:p>
     <w:p>
@@ -1997,25 +1939,7 @@
           <w:bCs/>
           <w:color w:val="000000"/>
         </w:rPr>
-        <w:t>\</w:t>
-      </w:r>
-      <w:proofErr w:type="spellStart"/>
-      <w:r>
-        <w:rPr>
-          <w:b/>
-          <w:bCs/>
-          <w:color w:val="000000"/>
-        </w:rPr>
-        <w:t>qqBEGIN</w:t>
-      </w:r>
-      <w:proofErr w:type="spellEnd"/>
-      <w:r>
-        <w:rPr>
-          <w:b/>
-          <w:bCs/>
-          <w:color w:val="000000"/>
-        </w:rPr>
-        <w:t xml:space="preserve"> downloadable content\</w:t>
+        <w:t>\qqBEGIN downloadable content\</w:t>
       </w:r>
       <w:r>
         <w:rPr>
@@ -2609,69 +2533,33 @@
           <w:bCs/>
           <w:color w:val="000000"/>
         </w:rPr>
-        <w:t>\</w:t>
-      </w:r>
-      <w:proofErr w:type="spellStart"/>
-      <w:r>
+        <w:t>\qqEND downloadable content\</w:t>
+      </w:r>
+    </w:p>
+    <w:p>
+      <w:pPr>
+        <w:spacing w:line="480" w:lineRule="auto"/>
+        <w:rPr>
+          <w:color w:val="000000"/>
+        </w:rPr>
+      </w:pPr>
+    </w:p>
+    <w:p>
+      <w:pPr>
+        <w:spacing w:line="480" w:lineRule="auto"/>
         <w:rPr>
           <w:b/>
           <w:bCs/>
           <w:color w:val="000000"/>
         </w:rPr>
-        <w:t>qqEND</w:t>
-      </w:r>
-      <w:proofErr w:type="spellEnd"/>
+      </w:pPr>
       <w:r>
         <w:rPr>
           <w:b/>
           <w:bCs/>
           <w:color w:val="000000"/>
         </w:rPr>
-        <w:t xml:space="preserve"> downloadable content\</w:t>
-      </w:r>
-    </w:p>
-    <w:p>
-      <w:pPr>
-        <w:spacing w:line="480" w:lineRule="auto"/>
-        <w:rPr>
-          <w:color w:val="000000"/>
-        </w:rPr>
-      </w:pPr>
-    </w:p>
-    <w:p>
-      <w:pPr>
-        <w:spacing w:line="480" w:lineRule="auto"/>
-        <w:rPr>
-          <w:b/>
-          <w:bCs/>
-          <w:color w:val="000000"/>
-        </w:rPr>
-      </w:pPr>
-      <w:r>
-        <w:rPr>
-          <w:b/>
-          <w:bCs/>
-          <w:color w:val="000000"/>
-        </w:rPr>
-        <w:t>\</w:t>
-      </w:r>
-      <w:proofErr w:type="spellStart"/>
-      <w:r>
-        <w:rPr>
-          <w:b/>
-          <w:bCs/>
-          <w:color w:val="000000"/>
-        </w:rPr>
-        <w:t>qqBEGIN</w:t>
-      </w:r>
-      <w:proofErr w:type="spellEnd"/>
-      <w:r>
-        <w:rPr>
-          <w:b/>
-          <w:bCs/>
-          <w:color w:val="000000"/>
-        </w:rPr>
-        <w:t xml:space="preserve"> downloadable content\</w:t>
+        <w:t>\qqBEGIN downloadable content\</w:t>
       </w:r>
       <w:r>
         <w:rPr>
@@ -3122,69 +3010,33 @@
           <w:bCs/>
           <w:color w:val="000000"/>
         </w:rPr>
-        <w:t>\</w:t>
-      </w:r>
-      <w:proofErr w:type="spellStart"/>
-      <w:r>
+        <w:t>\qqEND downloadable content\</w:t>
+      </w:r>
+    </w:p>
+    <w:p>
+      <w:pPr>
+        <w:spacing w:line="480" w:lineRule="auto"/>
+        <w:rPr>
+          <w:color w:val="000000"/>
+        </w:rPr>
+      </w:pPr>
+    </w:p>
+    <w:p>
+      <w:pPr>
+        <w:spacing w:line="480" w:lineRule="auto"/>
         <w:rPr>
           <w:b/>
           <w:bCs/>
           <w:color w:val="000000"/>
         </w:rPr>
-        <w:t>qqEND</w:t>
-      </w:r>
-      <w:proofErr w:type="spellEnd"/>
+      </w:pPr>
       <w:r>
         <w:rPr>
           <w:b/>
           <w:bCs/>
           <w:color w:val="000000"/>
         </w:rPr>
-        <w:t xml:space="preserve"> downloadable content\</w:t>
-      </w:r>
-    </w:p>
-    <w:p>
-      <w:pPr>
-        <w:spacing w:line="480" w:lineRule="auto"/>
-        <w:rPr>
-          <w:color w:val="000000"/>
-        </w:rPr>
-      </w:pPr>
-    </w:p>
-    <w:p>
-      <w:pPr>
-        <w:spacing w:line="480" w:lineRule="auto"/>
-        <w:rPr>
-          <w:b/>
-          <w:bCs/>
-          <w:color w:val="000000"/>
-        </w:rPr>
-      </w:pPr>
-      <w:r>
-        <w:rPr>
-          <w:b/>
-          <w:bCs/>
-          <w:color w:val="000000"/>
-        </w:rPr>
-        <w:t>\</w:t>
-      </w:r>
-      <w:proofErr w:type="spellStart"/>
-      <w:r>
-        <w:rPr>
-          <w:b/>
-          <w:bCs/>
-          <w:color w:val="000000"/>
-        </w:rPr>
-        <w:t>qqBEGIN</w:t>
-      </w:r>
-      <w:proofErr w:type="spellEnd"/>
-      <w:r>
-        <w:rPr>
-          <w:b/>
-          <w:bCs/>
-          <w:color w:val="000000"/>
-        </w:rPr>
-        <w:t xml:space="preserve"> downloadable content\</w:t>
+        <w:t>\qqBEGIN downloadable content\</w:t>
       </w:r>
       <w:r>
         <w:rPr>
@@ -3788,113 +3640,117 @@
           <w:bCs/>
           <w:color w:val="000000"/>
         </w:rPr>
-        <w:t>\</w:t>
-      </w:r>
-      <w:proofErr w:type="spellStart"/>
-      <w:r>
+        <w:t>\qqEND downloadable content\</w:t>
+      </w:r>
+    </w:p>
+    <w:p>
+      <w:pPr>
+        <w:spacing w:line="480" w:lineRule="auto"/>
+        <w:rPr>
+          <w:color w:val="000000"/>
+        </w:rPr>
+      </w:pPr>
+    </w:p>
+    <w:p>
+      <w:pPr>
+        <w:spacing w:line="480" w:lineRule="auto"/>
         <w:rPr>
           <w:b/>
           <w:bCs/>
           <w:color w:val="000000"/>
         </w:rPr>
-        <w:t>qqEND</w:t>
-      </w:r>
-      <w:proofErr w:type="spellEnd"/>
+      </w:pPr>
       <w:r>
         <w:rPr>
           <w:b/>
           <w:bCs/>
           <w:color w:val="000000"/>
         </w:rPr>
-        <w:t xml:space="preserve"> downloadable content\</w:t>
-      </w:r>
-    </w:p>
-    <w:p>
-      <w:pPr>
-        <w:spacing w:line="480" w:lineRule="auto"/>
-        <w:rPr>
-          <w:color w:val="000000"/>
-        </w:rPr>
-      </w:pPr>
-    </w:p>
-    <w:p>
-      <w:pPr>
-        <w:spacing w:line="480" w:lineRule="auto"/>
+        <w:t>\qqBEGIN downloadable content. Button name: Instructor Slides</w:t>
+      </w:r>
+    </w:p>
+    <w:p>
+      <w:pPr>
+        <w:spacing w:line="480" w:lineRule="auto"/>
+        <w:rPr>
+          <w:color w:val="000000"/>
+        </w:rPr>
+      </w:pPr>
+      <w:r>
         <w:rPr>
           <w:b/>
           <w:bCs/>
           <w:color w:val="000000"/>
         </w:rPr>
-      </w:pPr>
-      <w:r>
+        <w:t>\qqID: This should link to the file named Sim17_Instructor Slides.ppt</w:t>
+      </w:r>
+    </w:p>
+    <w:p>
+      <w:pPr>
+        <w:spacing w:line="480" w:lineRule="auto"/>
+        <w:rPr>
+          <w:color w:val="000000"/>
+        </w:rPr>
+      </w:pPr>
+      <w:bookmarkStart w:id="4" w:name="_Hlk214285583"/>
+    </w:p>
+    <w:p>
+      <w:pPr>
+        <w:spacing w:line="480" w:lineRule="auto"/>
         <w:rPr>
           <w:b/>
           <w:bCs/>
           <w:color w:val="000000"/>
         </w:rPr>
-        <w:t>\</w:t>
-      </w:r>
-      <w:proofErr w:type="spellStart"/>
+      </w:pPr>
       <w:r>
         <w:rPr>
           <w:b/>
           <w:bCs/>
           <w:color w:val="000000"/>
         </w:rPr>
-        <w:t>qqBEGIN</w:t>
-      </w:r>
-      <w:proofErr w:type="spellEnd"/>
+        <w:t>\qqID</w:t>
+      </w:r>
       <w:r>
         <w:rPr>
           <w:b/>
           <w:bCs/>
           <w:color w:val="000000"/>
         </w:rPr>
-        <w:t xml:space="preserve"> downloadable content. Button name: Instructor Slides</w:t>
-      </w:r>
-    </w:p>
-    <w:p>
-      <w:pPr>
-        <w:spacing w:line="480" w:lineRule="auto"/>
-        <w:rPr>
-          <w:color w:val="000000"/>
-        </w:rPr>
-      </w:pPr>
+        <w:t>: No proctor</w:t>
+      </w:r>
       <w:r>
         <w:rPr>
           <w:b/>
           <w:bCs/>
           <w:color w:val="000000"/>
         </w:rPr>
-        <w:t>\</w:t>
-      </w:r>
-      <w:proofErr w:type="spellStart"/>
+        <w:t>-</w:t>
+      </w:r>
       <w:r>
         <w:rPr>
           <w:b/>
           <w:bCs/>
           <w:color w:val="000000"/>
         </w:rPr>
-        <w:t>qqID</w:t>
-      </w:r>
-      <w:proofErr w:type="spellEnd"/>
+        <w:t xml:space="preserve">specific downloads are needed for this </w:t>
+      </w:r>
       <w:r>
         <w:rPr>
           <w:b/>
           <w:bCs/>
           <w:color w:val="000000"/>
         </w:rPr>
-        <w:t>: This should link to the file named Sim17_Instructor Slides.ppt</w:t>
-      </w:r>
-    </w:p>
-    <w:p>
-      <w:pPr>
-        <w:spacing w:line="480" w:lineRule="auto"/>
-        <w:rPr>
-          <w:color w:val="000000"/>
-        </w:rPr>
-      </w:pPr>
-      <w:bookmarkStart w:id="4" w:name="_Hlk214285583"/>
+        <w:t>simulation.xqq\</w:t>
+      </w:r>
+    </w:p>
+    <w:p>
+      <w:pPr>
+        <w:spacing w:line="480" w:lineRule="auto"/>
+        <w:rPr>
+          <w:color w:val="000000"/>
+        </w:rPr>
+      </w:pPr>
     </w:p>
     <w:p>
       <w:pPr>
@@ -3911,33 +3767,92 @@
           <w:bCs/>
           <w:color w:val="000000"/>
         </w:rPr>
-        <w:t>\</w:t>
-      </w:r>
-      <w:proofErr w:type="spellStart"/>
+        <w:t>\qqID</w:t>
+      </w:r>
       <w:r>
         <w:rPr>
           <w:b/>
           <w:bCs/>
           <w:color w:val="000000"/>
         </w:rPr>
-        <w:t>qqID</w:t>
-      </w:r>
-      <w:proofErr w:type="spellEnd"/>
-      <w:r>
+        <w:t>: Add “All Instructor Downloads.zip here\</w:t>
+      </w:r>
+    </w:p>
+    <w:bookmarkEnd w:id="4"/>
+    <w:p>
+      <w:pPr>
+        <w:spacing w:line="480" w:lineRule="auto"/>
+        <w:rPr>
+          <w:color w:val="000000"/>
+        </w:rPr>
+      </w:pPr>
+    </w:p>
+    <w:p>
+      <w:pPr>
+        <w:spacing w:line="480" w:lineRule="auto"/>
+        <w:rPr>
+          <w:color w:val="000000"/>
+        </w:rPr>
+      </w:pPr>
+      <w:r>
+        <w:rPr>
+          <w:color w:val="000000"/>
+        </w:rPr>
+        <w:t>&lt;a&gt;HCP Prebrief</w:t>
+      </w:r>
+    </w:p>
+    <w:p>
+      <w:pPr>
+        <w:spacing w:line="480" w:lineRule="auto"/>
+        <w:rPr>
+          <w:color w:val="000000"/>
+        </w:rPr>
+      </w:pPr>
+      <w:r>
+        <w:rPr>
+          <w:color w:val="000000"/>
+        </w:rPr>
+        <w:t>Complete the above activities and arrive at class ready to discuss and demonstrate. There is no preparation other than the activities. This simulation is called a table-top simulation. This means that each step will be discussed, practiced, and implemented gradually and as a group. In this learning community, we value differences and expect you to foster a safe space to share your unique perspectives in a respectful manner to enrich the classroom discussions. The instructor will also create a space that is safe for unique, respectful, enriching discussions, and viewpoints.</w:t>
+      </w:r>
+    </w:p>
+    <w:p>
+      <w:pPr>
+        <w:spacing w:line="480" w:lineRule="auto"/>
+        <w:rPr>
+          <w:color w:val="000000"/>
+        </w:rPr>
+      </w:pPr>
+    </w:p>
+    <w:p>
+      <w:pPr>
+        <w:spacing w:line="480" w:lineRule="auto"/>
+        <w:rPr>
+          <w:color w:val="000000"/>
+        </w:rPr>
+      </w:pPr>
+      <w:r>
+        <w:rPr>
+          <w:color w:val="000000"/>
+        </w:rPr>
+        <w:t>Because of the unique nature of this simulation, we will not use the safety phrase “Time-out, time-out.” If during this simulation experience, you need to leave the simulation for a break, you may leave the room at any time. Please give the instructor a “thumbs up” as you leave to be sure the instructor knows you are okay. If you do not provide “thumbs up”, someone will follow you out of the classroom to verify you do not need assistance. If you do not return</w:t>
+      </w:r>
+    </w:p>
+    <w:p>
+      <w:pPr>
+        <w:spacing w:line="480" w:lineRule="auto"/>
         <w:rPr>
           <w:b/>
           <w:bCs/>
           <w:color w:val="000000"/>
         </w:rPr>
-        <w:t>: No proctor</w:t>
-      </w:r>
+      </w:pPr>
       <w:r>
         <w:rPr>
           <w:b/>
           <w:bCs/>
           <w:color w:val="000000"/>
         </w:rPr>
-        <w:t>-</w:t>
+        <w:t>\qqBEGIN downloadable content\</w:t>
       </w:r>
       <w:r>
         <w:rPr>
@@ -3945,266 +3860,25 @@
           <w:bCs/>
           <w:color w:val="000000"/>
         </w:rPr>
-        <w:t xml:space="preserve">specific downloads are needed for this </w:t>
-      </w:r>
-      <w:proofErr w:type="spellStart"/>
-      <w:r>
+        <w:t>Button name: Rubric</w:t>
+      </w:r>
+    </w:p>
+    <w:p>
+      <w:pPr>
+        <w:spacing w:line="480" w:lineRule="auto"/>
         <w:rPr>
           <w:b/>
           <w:bCs/>
           <w:color w:val="000000"/>
         </w:rPr>
-        <w:t>simulation.xqq</w:t>
-      </w:r>
-      <w:proofErr w:type="spellEnd"/>
+      </w:pPr>
       <w:r>
         <w:rPr>
           <w:b/>
           <w:bCs/>
           <w:color w:val="000000"/>
         </w:rPr>
-        <w:t>\</w:t>
-      </w:r>
-    </w:p>
-    <w:p>
-      <w:pPr>
-        <w:spacing w:line="480" w:lineRule="auto"/>
-        <w:rPr>
-          <w:color w:val="000000"/>
-        </w:rPr>
-      </w:pPr>
-    </w:p>
-    <w:p>
-      <w:pPr>
-        <w:spacing w:line="480" w:lineRule="auto"/>
-        <w:rPr>
-          <w:b/>
-          <w:bCs/>
-          <w:color w:val="000000"/>
-        </w:rPr>
-      </w:pPr>
-      <w:r>
-        <w:rPr>
-          <w:b/>
-          <w:bCs/>
-          <w:color w:val="000000"/>
-        </w:rPr>
-        <w:t>\</w:t>
-      </w:r>
-      <w:proofErr w:type="spellStart"/>
-      <w:r>
-        <w:rPr>
-          <w:b/>
-          <w:bCs/>
-          <w:color w:val="000000"/>
-        </w:rPr>
-        <w:t>qqID</w:t>
-      </w:r>
-      <w:proofErr w:type="spellEnd"/>
-      <w:r>
-        <w:rPr>
-          <w:b/>
-          <w:bCs/>
-          <w:color w:val="000000"/>
-        </w:rPr>
-        <w:t>: Add “All Instructor Downloads.zip here\</w:t>
-      </w:r>
-    </w:p>
-    <w:bookmarkEnd w:id="4"/>
-    <w:p>
-      <w:pPr>
-        <w:spacing w:line="480" w:lineRule="auto"/>
-        <w:rPr>
-          <w:color w:val="000000"/>
-        </w:rPr>
-      </w:pPr>
-    </w:p>
-    <w:p>
-      <w:pPr>
-        <w:spacing w:line="480" w:lineRule="auto"/>
-        <w:rPr>
-          <w:color w:val="000000"/>
-        </w:rPr>
-      </w:pPr>
-      <w:r>
-        <w:rPr>
-          <w:color w:val="000000"/>
-        </w:rPr>
-        <w:t>&lt;a&gt;</w:t>
-      </w:r>
-      <w:r>
-        <w:rPr>
-          <w:color w:val="000000"/>
-        </w:rPr>
-        <w:t xml:space="preserve">HCP </w:t>
-      </w:r>
-      <w:proofErr w:type="spellStart"/>
-      <w:r>
-        <w:rPr>
-          <w:color w:val="000000"/>
-        </w:rPr>
-        <w:t>Prebrief</w:t>
-      </w:r>
-      <w:proofErr w:type="spellEnd"/>
-    </w:p>
-    <w:p>
-      <w:pPr>
-        <w:spacing w:line="480" w:lineRule="auto"/>
-        <w:rPr>
-          <w:b/>
-          <w:bCs/>
-          <w:color w:val="000000"/>
-        </w:rPr>
-      </w:pPr>
-      <w:r>
-        <w:rPr>
-          <w:b/>
-          <w:bCs/>
-          <w:color w:val="000000"/>
-        </w:rPr>
-        <w:t>\</w:t>
-      </w:r>
-      <w:proofErr w:type="spellStart"/>
-      <w:r>
-        <w:rPr>
-          <w:b/>
-          <w:bCs/>
-          <w:color w:val="000000"/>
-        </w:rPr>
-        <w:t>qqPSM</w:t>
-      </w:r>
-      <w:proofErr w:type="spellEnd"/>
-      <w:r>
-        <w:rPr>
-          <w:b/>
-          <w:bCs/>
-          <w:color w:val="000000"/>
-        </w:rPr>
-        <w:t xml:space="preserve">: Copy from the student </w:t>
-      </w:r>
-      <w:proofErr w:type="spellStart"/>
-      <w:r>
-        <w:rPr>
-          <w:b/>
-          <w:bCs/>
-          <w:color w:val="000000"/>
-        </w:rPr>
-        <w:t>ebook</w:t>
-      </w:r>
-      <w:proofErr w:type="spellEnd"/>
-      <w:r>
-        <w:rPr>
-          <w:b/>
-          <w:bCs/>
-          <w:color w:val="000000"/>
-        </w:rPr>
-        <w:t>\</w:t>
-      </w:r>
-    </w:p>
-    <w:p>
-      <w:pPr>
-        <w:spacing w:line="480" w:lineRule="auto"/>
-        <w:rPr>
-          <w:color w:val="000000"/>
-        </w:rPr>
-      </w:pPr>
-    </w:p>
-    <w:p>
-      <w:pPr>
-        <w:spacing w:line="480" w:lineRule="auto"/>
-        <w:rPr>
-          <w:b/>
-          <w:bCs/>
-          <w:color w:val="000000"/>
-        </w:rPr>
-      </w:pPr>
-      <w:r>
-        <w:rPr>
-          <w:b/>
-          <w:bCs/>
-          <w:color w:val="000000"/>
-        </w:rPr>
-        <w:t>\</w:t>
-      </w:r>
-      <w:proofErr w:type="spellStart"/>
-      <w:r>
-        <w:rPr>
-          <w:b/>
-          <w:bCs/>
-          <w:color w:val="000000"/>
-        </w:rPr>
-        <w:t>qqBEGIN</w:t>
-      </w:r>
-      <w:proofErr w:type="spellEnd"/>
-      <w:r>
-        <w:rPr>
-          <w:b/>
-          <w:bCs/>
-          <w:color w:val="000000"/>
-        </w:rPr>
-        <w:t xml:space="preserve"> downloadable content\</w:t>
-      </w:r>
-      <w:r>
-        <w:rPr>
-          <w:b/>
-          <w:bCs/>
-          <w:color w:val="000000"/>
-        </w:rPr>
-        <w:t>Button name: Rubric</w:t>
-      </w:r>
-    </w:p>
-    <w:p>
-      <w:pPr>
-        <w:spacing w:line="480" w:lineRule="auto"/>
-        <w:rPr>
-          <w:b/>
-          <w:bCs/>
-          <w:color w:val="000000"/>
-        </w:rPr>
-      </w:pPr>
-      <w:r>
-        <w:rPr>
-          <w:b/>
-          <w:bCs/>
-          <w:color w:val="000000"/>
-        </w:rPr>
-        <w:t>\</w:t>
-      </w:r>
-      <w:proofErr w:type="spellStart"/>
-      <w:r>
-        <w:rPr>
-          <w:b/>
-          <w:bCs/>
-          <w:color w:val="000000"/>
-        </w:rPr>
-        <w:t>qqID</w:t>
-      </w:r>
-      <w:proofErr w:type="spellEnd"/>
-      <w:r>
-        <w:rPr>
-          <w:b/>
-          <w:bCs/>
-          <w:color w:val="000000"/>
-        </w:rPr>
-        <w:t xml:space="preserve">: Rubric needs to fit on one </w:t>
-      </w:r>
-      <w:proofErr w:type="spellStart"/>
-      <w:r>
-        <w:rPr>
-          <w:b/>
-          <w:bCs/>
-          <w:color w:val="000000"/>
-        </w:rPr>
-        <w:t>page.xqq</w:t>
-      </w:r>
-      <w:proofErr w:type="spellEnd"/>
-      <w:r>
-        <w:rPr>
-          <w:b/>
-          <w:bCs/>
-          <w:color w:val="000000"/>
-        </w:rPr>
-        <w:t>\</w:t>
+        <w:t>\qqID: Rubric needs to fit on one page.xqq\</w:t>
       </w:r>
     </w:p>
     <w:p>
@@ -4484,7 +4158,14 @@
               <w:rPr>
                 <w:color w:val="000000"/>
               </w:rPr>
-              <w:t xml:space="preserve"> meniscus tests</w:t>
+              <w:t xml:space="preserve"> </w:t>
+            </w:r>
+            <w:r>
+              <w:rPr>
+                <w:color w:val="000000"/>
+              </w:rPr>
+              <w:lastRenderedPageBreak/>
+              <w:t>meniscus tests</w:t>
             </w:r>
           </w:p>
         </w:tc>
@@ -4806,26 +4487,7 @@
           <w:bCs/>
           <w:color w:val="000000"/>
         </w:rPr>
-        <w:lastRenderedPageBreak/>
-        <w:t>\</w:t>
-      </w:r>
-      <w:proofErr w:type="spellStart"/>
-      <w:r>
-        <w:rPr>
-          <w:b/>
-          <w:bCs/>
-          <w:color w:val="000000"/>
-        </w:rPr>
-        <w:t>qqEND</w:t>
-      </w:r>
-      <w:proofErr w:type="spellEnd"/>
-      <w:r>
-        <w:rPr>
-          <w:b/>
-          <w:bCs/>
-          <w:color w:val="000000"/>
-        </w:rPr>
-        <w:t xml:space="preserve"> downloadable content\</w:t>
+        <w:t>\qqEND downloadable content\</w:t>
       </w:r>
     </w:p>
     <w:p>
@@ -5109,19 +4771,12 @@
           <w:color w:val="000000"/>
         </w:rPr>
       </w:pPr>
-      <w:proofErr w:type="gramStart"/>
-      <w:r>
-        <w:rPr>
-          <w:color w:val="000000"/>
-        </w:rPr>
-        <w:t>Focus</w:t>
-      </w:r>
-      <w:proofErr w:type="gramEnd"/>
-      <w:r>
-        <w:rPr>
-          <w:color w:val="000000"/>
-        </w:rPr>
-        <w:t xml:space="preserve"> the </w:t>
+      <w:r>
+        <w:rPr>
+          <w:color w:val="000000"/>
+        </w:rPr>
+        <w:lastRenderedPageBreak/>
+        <w:t xml:space="preserve">Focus the </w:t>
       </w:r>
       <w:r>
         <w:rPr>
@@ -5351,7 +5006,6 @@
         <w:rPr>
           <w:color w:val="000000"/>
         </w:rPr>
-        <w:lastRenderedPageBreak/>
         <w:t xml:space="preserve">This simulation can be done with a </w:t>
       </w:r>
       <w:r>
@@ -5538,6 +5192,7 @@
         <w:rPr>
           <w:color w:val="000000"/>
         </w:rPr>
+        <w:lastRenderedPageBreak/>
         <w:t>Miller B. Health and healthcare disparities in the US [Video]. Khan Academy. February 19, 2016. www.khanacademy.org/test-prep/mcat /social-inequality/socialclass/v/health-and-healthcare-disparities -in-the-us.</w:t>
       </w:r>
     </w:p>
@@ -5608,21 +5263,7 @@
           <w:color w:val="000000"/>
         </w:rPr>
         <w:softHyphen/>
-        <w:t xml:space="preserve">minants of health: considerations for athletic health care. J </w:t>
-      </w:r>
-      <w:proofErr w:type="spellStart"/>
-      <w:r>
-        <w:rPr>
-          <w:color w:val="000000"/>
-        </w:rPr>
-        <w:t>Athl</w:t>
-      </w:r>
-      <w:proofErr w:type="spellEnd"/>
-      <w:r>
-        <w:rPr>
-          <w:color w:val="000000"/>
-        </w:rPr>
-        <w:t xml:space="preserve"> Train. 2022;57(6):521-531. doi:10.4085/1062-6050-0010.21</w:t>
+        <w:t>minants of health: considerations for athletic health care. J Athl Train. 2022;57(6):521-531. doi:10.4085/1062-6050-0010.21</w:t>
       </w:r>
     </w:p>
     <w:p>
@@ -5642,7 +5283,6 @@
         <w:rPr>
           <w:color w:val="000000"/>
         </w:rPr>
-        <w:lastRenderedPageBreak/>
         <w:t xml:space="preserve">Shultz SJ, McLeod TCV. </w:t>
       </w:r>
       <w:r>
@@ -5683,25 +5323,7 @@
           <w:bCs/>
           <w:color w:val="000000"/>
         </w:rPr>
-        <w:t>\</w:t>
-      </w:r>
-      <w:proofErr w:type="spellStart"/>
-      <w:r>
-        <w:rPr>
-          <w:b/>
-          <w:bCs/>
-          <w:color w:val="000000"/>
-        </w:rPr>
-        <w:t>qqBEGIN</w:t>
-      </w:r>
-      <w:proofErr w:type="spellEnd"/>
-      <w:r>
-        <w:rPr>
-          <w:b/>
-          <w:bCs/>
-          <w:color w:val="000000"/>
-        </w:rPr>
-        <w:t xml:space="preserve"> downloadable content: Button name: Suggested Answers for Select Activities</w:t>
+        <w:t>\qqBEGIN downloadable content: Button name: Suggested Answers for Select Activities</w:t>
       </w:r>
     </w:p>
     <w:p>
@@ -5729,21 +5351,7 @@
         <w:rPr>
           <w:color w:val="000000"/>
         </w:rPr>
-        <w:t>&lt;b&gt;</w:t>
-      </w:r>
-      <w:proofErr w:type="spellStart"/>
-      <w:r>
-        <w:rPr>
-          <w:color w:val="000000"/>
-        </w:rPr>
-        <w:t>Presimulation</w:t>
-      </w:r>
-      <w:proofErr w:type="spellEnd"/>
-      <w:r>
-        <w:rPr>
-          <w:color w:val="000000"/>
-        </w:rPr>
-        <w:t xml:space="preserve"> Activity</w:t>
+        <w:t>&lt;b&gt;Presimulation Activity</w:t>
       </w:r>
       <w:r>
         <w:rPr>
@@ -5929,21 +5537,7 @@
         <w:rPr>
           <w:color w:val="000000"/>
         </w:rPr>
-        <w:t>&lt;b&gt;</w:t>
-      </w:r>
-      <w:proofErr w:type="spellStart"/>
-      <w:r>
-        <w:rPr>
-          <w:color w:val="000000"/>
-        </w:rPr>
-        <w:t>Presimulation</w:t>
-      </w:r>
-      <w:proofErr w:type="spellEnd"/>
-      <w:r>
-        <w:rPr>
-          <w:color w:val="000000"/>
-        </w:rPr>
-        <w:t xml:space="preserve"> Activity</w:t>
+        <w:t>&lt;b&gt;Presimulation Activity</w:t>
       </w:r>
       <w:r>
         <w:rPr>
@@ -6007,6 +5601,7 @@
         <w:rPr>
           <w:color w:val="000000"/>
         </w:rPr>
+        <w:lastRenderedPageBreak/>
         <w:t xml:space="preserve">Two menisci are located in each knee. One </w:t>
       </w:r>
       <w:r>
@@ -6199,14 +5794,7 @@
         <w:rPr>
           <w:color w:val="000000"/>
         </w:rPr>
-        <w:t xml:space="preserve"> </w:t>
-      </w:r>
-      <w:r>
-        <w:rPr>
-          <w:color w:val="000000"/>
-        </w:rPr>
-        <w:lastRenderedPageBreak/>
-        <w:t>and a meniscectomy increases the chances of future injury or chronic pain and for conditions like arthritis.</w:t>
+        <w:t xml:space="preserve"> and a meniscectomy increases the chances of future injury or chronic pain and for conditions like arthritis.</w:t>
       </w:r>
     </w:p>
     <w:p>
@@ -6400,21 +5988,7 @@
         <w:rPr>
           <w:color w:val="000000"/>
         </w:rPr>
-        <w:t>&lt;b&gt;</w:t>
-      </w:r>
-      <w:proofErr w:type="spellStart"/>
-      <w:r>
-        <w:rPr>
-          <w:color w:val="000000"/>
-        </w:rPr>
-        <w:t>Presimulation</w:t>
-      </w:r>
-      <w:proofErr w:type="spellEnd"/>
-      <w:r>
-        <w:rPr>
-          <w:color w:val="000000"/>
-        </w:rPr>
-        <w:t xml:space="preserve"> Activity</w:t>
+        <w:t>&lt;b&gt;Presimulation Activity</w:t>
       </w:r>
       <w:r>
         <w:rPr>
@@ -6474,21 +6048,7 @@
         <w:rPr>
           <w:color w:val="000000"/>
         </w:rPr>
-        <w:t>&lt;b&gt;</w:t>
-      </w:r>
-      <w:proofErr w:type="spellStart"/>
-      <w:r>
-        <w:rPr>
-          <w:color w:val="000000"/>
-        </w:rPr>
-        <w:t>Presimulation</w:t>
-      </w:r>
-      <w:proofErr w:type="spellEnd"/>
-      <w:r>
-        <w:rPr>
-          <w:color w:val="000000"/>
-        </w:rPr>
-        <w:t xml:space="preserve"> Activity</w:t>
+        <w:t>&lt;b&gt;Presimulation Activity</w:t>
       </w:r>
       <w:r>
         <w:rPr>
@@ -6558,6 +6118,7 @@
         <w:rPr>
           <w:color w:val="000000"/>
         </w:rPr>
+        <w:lastRenderedPageBreak/>
         <w:t xml:space="preserve">Access refers to the ability of </w:t>
       </w:r>
       <w:r>
@@ -6774,7 +6335,6 @@
         <w:rPr>
           <w:color w:val="000000"/>
         </w:rPr>
-        <w:lastRenderedPageBreak/>
         <w:t>Social determinants of health refer to</w:t>
       </w:r>
       <w:r>
@@ -6872,25 +6432,7 @@
           <w:bCs/>
           <w:color w:val="000000"/>
         </w:rPr>
-        <w:t>\</w:t>
-      </w:r>
-      <w:proofErr w:type="spellStart"/>
-      <w:r>
-        <w:rPr>
-          <w:b/>
-          <w:bCs/>
-          <w:color w:val="000000"/>
-        </w:rPr>
-        <w:t>qqEND</w:t>
-      </w:r>
-      <w:proofErr w:type="spellEnd"/>
-      <w:r>
-        <w:rPr>
-          <w:b/>
-          <w:bCs/>
-          <w:color w:val="000000"/>
-        </w:rPr>
-        <w:t xml:space="preserve"> downloadable content\</w:t>
+        <w:t>\qqEND downloadable content\</w:t>
       </w:r>
     </w:p>
     <w:sectPr>
